--- a/public/downloads/04_Contrato_Comodato_Imovel.docx
+++ b/public/downloads/04_Contrato_Comodato_Imovel.docx
@@ -8,12 +8,12 @@
       </w:pPr>
       <w:r>
         <w:rPr>
-          <w:rFonts w:ascii="Arial" w:hAnsi="Arial"/>
+          <w:rFonts w:ascii="Times New Roman" w:hAnsi="Times New Roman"/>
           <w:b/>
-          <w:color w:val="1A2C4C"/>
+          <w:color w:val="0A192F"/>
           <w:sz w:val="26"/>
         </w:rPr>
-        <w:t>CONTRATO DE COMODATO DE IMÓVEL (ANTI-USUCAPIÃO)</w:t>
+        <w:t>CONTRATO DE COMODATO DE BEM IMÓVEL COM CLÁUSULA PEREMPTÓRIA ANTI-USUCAPIÃO</w:t>
       </w:r>
     </w:p>
     <w:p>
@@ -22,12 +22,12 @@
       </w:pPr>
       <w:r>
         <w:rPr>
-          <w:rFonts w:ascii="Arial" w:hAnsi="Arial"/>
+          <w:rFonts w:ascii="Times New Roman" w:hAnsi="Times New Roman"/>
           <w:i/>
-          <w:color w:val="787878"/>
-          <w:sz w:val="19"/>
+          <w:color w:val="5A5A5A"/>
+          <w:sz w:val="20"/>
         </w:rPr>
-        <w:t>Acervo de Segurança Jurídica • Módulo 1: Transações Imobiliárias • Banca Andrade &amp; Florio</w:t>
+        <w:t>Empréstimo Gratuito com Comprovação Formal de Posse Precária (Art. 1.208 do Código Civil)</w:t>
       </w:r>
     </w:p>
     <w:p/>
@@ -45,7 +45,7 @@
         <w:tc>
           <w:tcPr>
             <w:tcW w:type="dxa" w:w="9360"/>
-            <w:shd w:fill="F4F5F7"/>
+            <w:shd w:fill="F8F9FA"/>
           </w:tcPr>
           <w:p>
             <w:pPr>
@@ -56,10 +56,12 @@
               <w:rPr>
                 <w:rFonts w:ascii="Arial" w:hAnsi="Arial"/>
                 <w:b/>
-                <w:color w:val="B48214"/>
-                <w:sz w:val="19"/>
+                <w:color w:val="8C640F"/>
+                <w:sz w:val="18"/>
               </w:rPr>
-              <w:t>💡 NOTA TÉCNICA DO ADVOGADO: Empréstimo gratuito deve comprovar Posse Precária (Art. 1.208 do CC) para impedir que o comodatário ingresse com usucapião no futuro.</w:t>
+              <w:t>ORIENTAÇÃO TÉCNICA E SEGURANÇA JURÍDICA (ANDRADE &amp; FLORIO):</w:t>
+              <w:br/>
+              <w:t>Emprestar imóveis verbalmente ou sem contrato para familiares, caseiros ou terceiros é o fator nº 1 de perda definitiva de propriedades no Brasil por Usucapião. Este contrato formaliza a posse precária por ato de mera tolerância, afastando o animus domini perante os tribunais.</w:t>
             </w:r>
           </w:p>
         </w:tc>
@@ -68,129 +70,257 @@
     <w:p/>
     <w:p>
       <w:pPr>
-        <w:pStyle w:val="Heading2"/>
+        <w:spacing w:line="300" w:lineRule="auto" w:after="240"/>
+        <w:jc w:val="both"/>
       </w:pPr>
       <w:r>
-        <w:t>QUALIFICAÇÃO DAS PARTES</w:t>
-      </w:r>
-    </w:p>
-    <w:p>
-      <w:r>
-        <w:t>COMODANTE: [PROPRIETÁRIO], CPF [CPF].</w:t>
+        <w:rPr>
+          <w:rFonts w:ascii="Times New Roman" w:hAnsi="Times New Roman"/>
+          <w:color w:val="1E1E1E"/>
+          <w:sz w:val="22"/>
+        </w:rPr>
+        <w:t>Pelo presente Instrumento Particular de Contrato de Comodato de Bem Imóvel, regido pelos artigos 579 a 585 do Código Civil Brasileiro, celebram entre si:</w:t>
         <w:br/>
-        <w:t>COMODATÁRIO: [BENEFICIÁRIO], CPF [CPF].</w:t>
+        <w:br/>
+        <w:t>COMODANTE (PROPRIETÁRIO): [NOME COMPLETO], [nacionalidade], [estado civil], [profissão], RG nº [RG], CPF nº [CPF], residente e domiciliado na [ENDEREÇO COMPLETO];</w:t>
+        <w:br/>
+        <w:br/>
+        <w:t>COMODATÁRIO (BENEFICIÁRIO): [NOME COMPLETO], [nacionalidade], [estado civil], [profissão], RG nº [RG], CPF nº [CPF], residente e domiciliado na [ENDEREÇO COMPLETO];</w:t>
+        <w:br/>
+        <w:br/>
+        <w:t>Ajustam o presente pacto mediante as seguintes cláusulas:</w:t>
       </w:r>
     </w:p>
     <w:p>
       <w:pPr>
-        <w:spacing w:before="200" w:after="40"/>
+        <w:spacing w:before="240" w:after="60"/>
       </w:pPr>
       <w:r>
         <w:rPr>
-          <w:rFonts w:ascii="Arial" w:hAnsi="Arial"/>
+          <w:rFonts w:ascii="Times New Roman" w:hAnsi="Times New Roman"/>
           <w:b/>
-          <w:color w:val="1A2C4C"/>
+          <w:color w:val="0A192F"/>
           <w:sz w:val="22"/>
         </w:rPr>
-        <w:t>CLÁUSULA PRIMEIRA – DO OBJETO E GRATUIDADE</w:t>
+        <w:t>CLÁUSULA PRIMEIRA – DO OBJETO E DA NATUREZA ESTRITAMENTE GRATUITA</w:t>
       </w:r>
     </w:p>
     <w:p>
       <w:pPr>
-        <w:spacing w:before="0" w:after="120" w:line="276" w:lineRule="auto"/>
+        <w:spacing w:before="0" w:after="160" w:line="300" w:lineRule="auto"/>
+        <w:jc w:val="both"/>
       </w:pPr>
       <w:r>
         <w:rPr>
-          <w:rFonts w:ascii="Arial" w:hAnsi="Arial"/>
-          <w:color w:val="282828"/>
-          <w:sz w:val="20"/>
+          <w:rFonts w:ascii="Times New Roman" w:hAnsi="Times New Roman"/>
+          <w:color w:val="1E1E1E"/>
+          <w:sz w:val="21"/>
         </w:rPr>
-        <w:t>Empréstimo a título estritamente gratuito do imóvel situado na [ENDEREÇO], Matrícula [Nº].</w:t>
+        <w:t>1.1. O presente instrumento tem por objeto o empréstimo gratuito (comodato) do bem imóvel situado na [ENDEREÇO COMPLETO DO IMÓVEL, BAIRRO, CIDADE, ESTADO, CEP], matrícula nº [NÚMERO DA MATRÍCULA] perante o Cartório de Registro de Imóveis da Comarca de [CIDADE/UF].</w:t>
+        <w:br/>
+        <w:br/>
+        <w:t>1.2. O empréstimo é concedido em caráter pessoal (intuitu personae) e estritamente gratuito, inexistindo qualquer cobrança pecuniária, aluguel ou contraprestação onerosa.</w:t>
       </w:r>
     </w:p>
     <w:p>
       <w:pPr>
-        <w:spacing w:before="200" w:after="40"/>
+        <w:spacing w:before="240" w:after="60"/>
       </w:pPr>
       <w:r>
         <w:rPr>
-          <w:rFonts w:ascii="Arial" w:hAnsi="Arial"/>
+          <w:rFonts w:ascii="Times New Roman" w:hAnsi="Times New Roman"/>
           <w:b/>
-          <w:color w:val="1A2C4C"/>
+          <w:color w:val="0A192F"/>
           <w:sz w:val="22"/>
         </w:rPr>
-        <w:t>CLÁUSULA SEGUNDA – DA POSSE PRECÁRIA ANTI-USUCAPIÃO</w:t>
+        <w:t>CLÁUSULA SEGUNDA – DA POSSE PRECÁRIA E CLÁUSULA PEREMPTÓRIA ANTI-USUCAPIÃO</w:t>
       </w:r>
     </w:p>
     <w:p>
       <w:pPr>
-        <w:spacing w:before="0" w:after="120" w:line="276" w:lineRule="auto"/>
+        <w:spacing w:before="0" w:after="160" w:line="300" w:lineRule="auto"/>
+        <w:jc w:val="both"/>
       </w:pPr>
       <w:r>
         <w:rPr>
-          <w:rFonts w:ascii="Arial" w:hAnsi="Arial"/>
-          <w:color w:val="282828"/>
-          <w:sz w:val="20"/>
+          <w:rFonts w:ascii="Times New Roman" w:hAnsi="Times New Roman"/>
+          <w:color w:val="1E1E1E"/>
+          <w:sz w:val="21"/>
         </w:rPr>
-        <w:t>O Comodatário reconhece expressamente que sua ocupação é de posse precária por mera tolerância, renunciando a qualquer pleito de usucapião.</w:t>
+        <w:t>2.1. O COMODATÁRIO declara expressamente ter ciência inequívoca de que sua ocupação no imóvel decorre de mera permissão, tolerância e beneplácito do COMODANTE, consubstanciando típica POSSE PRECÁRIA e detenção dependente.</w:t>
+        <w:br/>
+        <w:br/>
+        <w:t>2.2. Nos estritos termos do Artigo 1.208 do Código Civil Brasileiro ('Não induzem posse os atos de mera permissão ou tolerância...'), FICA SUMARIAMENTE VEDADA E JURIDICAMENTE INEFICAZ QUALQUER TENTATIVA DO COMODATÁRIO OU DE SEUS SUCESSORES DE PLEITEAR AQUISIÇÃO ORIGINÁRIA POR MEIO DE USUCAPIÃO (seja judicial, extrajudicial, urbana, rural, especial ou ordinária).</w:t>
+        <w:br/>
+        <w:br/>
+        <w:t>2.3. O COMODATÁRIO reconhece o direito de propriedade pleno, exclusivo e perpétuo do COMODANTE.</w:t>
       </w:r>
     </w:p>
     <w:p>
       <w:pPr>
-        <w:spacing w:before="200" w:after="40"/>
+        <w:spacing w:before="240" w:after="60"/>
       </w:pPr>
       <w:r>
         <w:rPr>
-          <w:rFonts w:ascii="Arial" w:hAnsi="Arial"/>
+          <w:rFonts w:ascii="Times New Roman" w:hAnsi="Times New Roman"/>
           <w:b/>
-          <w:color w:val="1A2C4C"/>
+          <w:color w:val="0A192F"/>
           <w:sz w:val="22"/>
         </w:rPr>
-        <w:t>CLÁUSULA TERCEIRA – NOTIFICAÇÃO E ALUGUEL-PENA</w:t>
+        <w:t>CLÁUSULA TERCEIRA – DO PRAZO E NOTIFICAÇÃO DE DESOCUPAÇÃO</w:t>
       </w:r>
     </w:p>
     <w:p>
       <w:pPr>
-        <w:spacing w:before="0" w:after="120" w:line="276" w:lineRule="auto"/>
+        <w:spacing w:before="0" w:after="160" w:line="300" w:lineRule="auto"/>
+        <w:jc w:val="both"/>
       </w:pPr>
       <w:r>
         <w:rPr>
-          <w:rFonts w:ascii="Arial" w:hAnsi="Arial"/>
-          <w:color w:val="282828"/>
-          <w:sz w:val="20"/>
+          <w:rFonts w:ascii="Times New Roman" w:hAnsi="Times New Roman"/>
+          <w:color w:val="1E1E1E"/>
+          <w:sz w:val="21"/>
         </w:rPr>
-        <w:t>O proprietário pode reaver o imóvel mediante notificação prévia de 30 dias. Findo o prazo, incidirá aluguel-pena de R$ [VALOR]/mês.</w:t>
+        <w:t>3.1. O comodato vigorará pelo prazo de [XX] meses, com início em [DATA] e término em [DATA].</w:t>
+        <w:br/>
+        <w:br/>
+        <w:t>3.2. Fica resguardado ao COMODANTE o direito de reaver o imóvel a qualquer tempo mediante simples notificação prévia de 30 (trinta) dias para a restituição das chaves.</w:t>
       </w:r>
     </w:p>
     <w:p>
+      <w:pPr>
+        <w:spacing w:before="240" w:after="60"/>
+      </w:pPr>
       <w:r>
+        <w:rPr>
+          <w:rFonts w:ascii="Times New Roman" w:hAnsi="Times New Roman"/>
+          <w:b/>
+          <w:color w:val="0A192F"/>
+          <w:sz w:val="22"/>
+        </w:rPr>
+        <w:t>CLÁUSULA QUARTA – DO ALUGUEL-PENA POR MORA (ART. 582 DO CÓDIGO CIVIL)</w:t>
+      </w:r>
+    </w:p>
+    <w:p>
+      <w:pPr>
+        <w:spacing w:before="0" w:after="160" w:line="300" w:lineRule="auto"/>
+        <w:jc w:val="both"/>
+      </w:pPr>
+      <w:r>
+        <w:rPr>
+          <w:rFonts w:ascii="Times New Roman" w:hAnsi="Times New Roman"/>
+          <w:color w:val="1E1E1E"/>
+          <w:sz w:val="21"/>
+        </w:rPr>
+        <w:t>4.1. Findo o prazo da notificação sem a devida desocupação, o COMODATÁRIO incorrerá automaticamente em mora 'ex re'.</w:t>
+        <w:br/>
+        <w:br/>
+        <w:t>4.2. Durante todo o período em que mantiver a posse indevida, pagará ao COMODANTE um aluguel-pena mensal no valor fixado em R$ [VALOR POR EXTENSO - EX: R$ 3.000,00], nos termos do Art. 582 do CC, além de responder por perdas e danos e reintegração de posse liminar.</w:t>
+      </w:r>
+    </w:p>
+    <w:p>
+      <w:pPr>
+        <w:spacing w:before="240" w:after="60"/>
+      </w:pPr>
+      <w:r>
+        <w:rPr>
+          <w:rFonts w:ascii="Times New Roman" w:hAnsi="Times New Roman"/>
+          <w:b/>
+          <w:color w:val="0A192F"/>
+          <w:sz w:val="22"/>
+        </w:rPr>
+        <w:t>CLÁUSULA QUINTA – DA MANUTENÇÃO E RENÚNCIA A BENFEITORIAS</w:t>
+      </w:r>
+    </w:p>
+    <w:p>
+      <w:pPr>
+        <w:spacing w:before="0" w:after="160" w:line="300" w:lineRule="auto"/>
+        <w:jc w:val="both"/>
+      </w:pPr>
+      <w:r>
+        <w:rPr>
+          <w:rFonts w:ascii="Times New Roman" w:hAnsi="Times New Roman"/>
+          <w:color w:val="1E1E1E"/>
+          <w:sz w:val="21"/>
+        </w:rPr>
+        <w:t>5.1. O COMODATÁRIO custeará todas as tarifas de consumo (água, luz, gás e condomínio ordinário). Nenhuma obra poderá ser feita sem autorização escrita do COMODANTE, renunciando o comodatário a indenização ou retenção.</w:t>
+      </w:r>
+    </w:p>
+    <w:p>
+      <w:pPr>
+        <w:spacing w:before="240" w:after="60"/>
+      </w:pPr>
+      <w:r>
+        <w:rPr>
+          <w:rFonts w:ascii="Times New Roman" w:hAnsi="Times New Roman"/>
+          <w:b/>
+          <w:color w:val="0A192F"/>
+          <w:sz w:val="22"/>
+        </w:rPr>
+        <w:t>CLÁUSULA SEXTA – DO FORO</w:t>
+      </w:r>
+    </w:p>
+    <w:p>
+      <w:pPr>
+        <w:spacing w:before="0" w:after="160" w:line="300" w:lineRule="auto"/>
+        <w:jc w:val="both"/>
+      </w:pPr>
+      <w:r>
+        <w:rPr>
+          <w:rFonts w:ascii="Times New Roman" w:hAnsi="Times New Roman"/>
+          <w:color w:val="1E1E1E"/>
+          <w:sz w:val="21"/>
+        </w:rPr>
+        <w:t>6.1. Fica eleito o Foro da Comarca de [CIDADE/UF DO IMÓVEL] para dirimir litígios decorrentes deste contrato.</w:t>
+      </w:r>
+    </w:p>
+    <w:p>
+      <w:pPr>
+        <w:spacing w:before="360" w:after="480"/>
+      </w:pPr>
+      <w:r>
+        <w:rPr>
+          <w:rFonts w:ascii="Times New Roman" w:hAnsi="Times New Roman"/>
+          <w:sz w:val="21"/>
+        </w:rPr>
+        <w:t>E, por estarem assim justas, acordadas e contratadas, as partes firmam o presente instrumento em 02 (duas) vias de igual teor e forma, na presença das 02 (duas) testemunhas instrumentárias abaixo qualificadas, que a tudo assistiram e dão fé.</w:t>
+        <w:br/>
         <w:br/>
         <w:t>[CIDADE/UF], [DIA] de [MÊS] de 202[X].</w:t>
         <w:br/>
         <w:br/>
-      </w:r>
-    </w:p>
-    <w:p>
-      <w:r>
-        <w:t>_________________________________________</w:t>
         <w:br/>
-        <w:t>PRIMEIRA PARTE / CONTRATANTE</w:t>
+        <w:t>___________________________________________________________</w:t>
+        <w:br/>
+        <w:t>PRIMEIRA PARTE</w:t>
+        <w:br/>
+        <w:t>CPF/CNPJ nº [NÚMERO]</w:t>
         <w:br/>
         <w:br/>
-        <w:t>_________________________________________</w:t>
         <w:br/>
-        <w:t>SEGUNDA PARTE / CONTRATADA</w:t>
+        <w:t>___________________________________________________________</w:t>
+        <w:br/>
+        <w:t>SEGUNDA PARTE</w:t>
+        <w:br/>
+        <w:t>CPF/CNPJ nº [NÚMERO]</w:t>
         <w:br/>
         <w:br/>
-      </w:r>
-    </w:p>
-    <w:p>
-      <w:r>
-        <w:t>TESTEMUNHAS:</w:t>
         <w:br/>
-        <w:t>1. Nome: ____________________ CPF: ______________</w:t>
+        <w:t>TESTEMUNHAS INSTRUMENTÁRIAS:</w:t>
         <w:br/>
-        <w:t>2. Nome: ____________________ CPF: ______________</w:t>
+        <w:br/>
+        <w:t>1. ______________________________________</w:t>
+        <w:br/>
+        <w:t>Nome: [NOME COMPLETO DA TESTEMUNHA 1]</w:t>
+        <w:br/>
+        <w:t>RG nº [NÚMERO] | CPF nº [NÚMERO]</w:t>
+        <w:br/>
+        <w:br/>
+        <w:t>2. ______________________________________</w:t>
+        <w:br/>
+        <w:t>Nome: [NOME COMPLETO DA TESTEMUNHA 2]</w:t>
+        <w:br/>
+        <w:t>RG nº [NÚMERO] | CPF nº [NÚMERO]</w:t>
       </w:r>
     </w:p>
     <w:sectPr>
